--- a/fixtures/example-pilot/example-pilot-resume-letter.docx
+++ b/fixtures/example-pilot/example-pilot-resume-letter.docx
@@ -137,13 +137,33 @@
           <w:bCs w:val="1"/>
           <w:rtl w:val="0"/>
         </w:rPr>
-        <w:t xml:space="preserve">Flight time: </w:t>
-      </w:r>
-      <w:r>
-        <w:rPr>
-          <w:rtl w:val="0"/>
-        </w:rPr>
-        <w:t xml:space="preserve">3,450 total; 2,100 turbine; 1,900 multi-engine; 410 instrument</w:t>
+        <w:t xml:space="preserve">Flight time (Sep 2026): </w:t>
+      </w:r>
+      <w:r>
+        <w:rPr>
+          <w:rtl w:val="0"/>
+        </w:rPr>
+        <w:t xml:space="preserve">3,450 total; 2,000 turbine; 2,120 multi-engine</w:t>
+      </w:r>
+    </w:p>
+    <w:p>
+      <w:pPr>
+        <w:jc w:val="left"/>
+        <w:rPr/>
+      </w:pPr>
+      <w:r>
+        <w:rPr>
+          <w:b w:val="1"/>
+          <w:bCs w:val="1"/>
+          <w:rtl w:val="0"/>
+        </w:rPr>
+        <w:t xml:space="preserve">Command: </w:t>
+      </w:r>
+      <w:r>
+        <w:rPr>
+          <w:rtl w:val="0"/>
+        </w:rPr>
+        <w:t xml:space="preserve">1,330 PIC; 2,000 SIC; 410 instrument</w:t>
       </w:r>
     </w:p>
     <w:p>
@@ -206,7 +226,7 @@
           <w:rtl w:val="0"/>
         </w:rPr>
         <w:tab/>
-        <w:t xml:space="preserve">Mar 2023 – Present</w:t>
+        <w:t xml:space="preserve">Mar 2024 – Present</w:t>
       </w:r>
     </w:p>
     <w:p>
@@ -224,7 +244,7 @@
         <w:rPr>
           <w:rtl w:val="0"/>
         </w:rPr>
-        <w:t xml:space="preserve">Fly 76-seat Embraer 175 routes across the Mountain West, about 80 block hours a month</w:t>
+        <w:t xml:space="preserve">Fly 76-seat Embraer 175 routes across the Mountain West, about 65 block hours a month</w:t>
       </w:r>
     </w:p>
     <w:p>
@@ -279,7 +299,7 @@
           <w:bCs w:val="1"/>
           <w:rtl w:val="0"/>
         </w:rPr>
-        <w:t xml:space="preserve">Red Rock Flight Academy</w:t>
+        <w:t xml:space="preserve">Kestrel Mesa Flight Academy</w:t>
       </w:r>
       <w:r>
         <w:rPr>
@@ -311,7 +331,7 @@
           <w:rtl w:val="0"/>
         </w:rPr>
         <w:tab/>
-        <w:t xml:space="preserve">May 2021 – Feb 2023</w:t>
+        <w:t xml:space="preserve">May 2021 – Feb 2024</w:t>
       </w:r>
     </w:p>
     <w:p>
@@ -465,7 +485,7 @@
           <w:bCs w:val="1"/>
           <w:rtl w:val="0"/>
         </w:rPr>
-        <w:t xml:space="preserve">Great Basin University</w:t>
+        <w:t xml:space="preserve">Sego Hollow University</w:t>
       </w:r>
       <w:r>
         <w:rPr>

--- a/fixtures/example-pilot/example-pilot-resume-letter.docx
+++ b/fixtures/example-pilot/example-pilot-resume-letter.docx
@@ -31,7 +31,7 @@
           <w:rPr>
             <w:rtl w:val="0"/>
           </w:rPr>
-          <w:t xml:space="preserve">ryan.delgado@email.com</w:t>
+          <w:t xml:space="preserve">ryan.delgado@example.com</w:t>
         </w:r>
       </w:hyperlink>
       <w:r>
